--- a/courts/fourth-circuit/west-virginia/state/supreme-court/motion-brief/usage/OUTPUT-motion-brief.docx
+++ b/courts/fourth-circuit/west-virginia/state/supreme-court/motion-brief/usage/OUTPUT-motion-brief.docx
@@ -3615,6 +3615,7 @@
     <w:unhideWhenUsed/>
     <w:qFormat/>
     <w:pPr>
+      <w:keepLines/>
       <w:spacing w:before="0" w:after="140" w:line="276" w:lineRule="exact"/>
     </w:pPr>
     <w:rPr>

--- a/courts/fourth-circuit/west-virginia/state/supreme-court/motion-brief/usage/OUTPUT-motion-brief.docx
+++ b/courts/fourth-circuit/west-virginia/state/supreme-court/motion-brief/usage/OUTPUT-motion-brief.docx
@@ -3866,6 +3866,33 @@
     <w:pPr>
       <w:spacing w:before="0" w:after="0" w:line="276" w:lineRule="exact"/>
       <w:ind w:left="2160" w:hanging="720"/>
+    </w:pPr>
+  </w:style>
+  <w:style w:type="paragraph" w:customStyle="1" w:styleId="XdQuoteList1">
+    <w:name w:val="Xd Quote List 1"/>
+    <w:basedOn w:val="Normal"/>
+    <w:qFormat/>
+    <w:pPr>
+      <w:spacing w:before="0" w:after="0" w:line="276" w:lineRule="exact"/>
+      <w:ind w:left="1440" w:right="720" w:hanging="720"/>
+    </w:pPr>
+  </w:style>
+  <w:style w:type="paragraph" w:customStyle="1" w:styleId="XdQuoteList2">
+    <w:name w:val="Xd Quote List 2"/>
+    <w:basedOn w:val="Normal"/>
+    <w:qFormat/>
+    <w:pPr>
+      <w:spacing w:before="0" w:after="0" w:line="276" w:lineRule="exact"/>
+      <w:ind w:left="2160" w:right="720" w:hanging="720"/>
+    </w:pPr>
+  </w:style>
+  <w:style w:type="paragraph" w:customStyle="1" w:styleId="XdQuoteList3">
+    <w:name w:val="Xd Quote List 3"/>
+    <w:basedOn w:val="Normal"/>
+    <w:qFormat/>
+    <w:pPr>
+      <w:spacing w:before="0" w:after="0" w:line="276" w:lineRule="exact"/>
+      <w:ind w:left="2880" w:right="720" w:hanging="720"/>
     </w:pPr>
   </w:style>
   <w:style w:type="paragraph" w:customStyle="1" w:styleId="XdQuote">

--- a/courts/fourth-circuit/west-virginia/state/supreme-court/motion-brief/usage/OUTPUT-motion-brief.docx
+++ b/courts/fourth-circuit/west-virginia/state/supreme-court/motion-brief/usage/OUTPUT-motion-brief.docx
@@ -141,9 +141,7 @@
         <w:t xml:space="preserve"> </w:t>
       </w:r>
       <w:r>
-        <w:t xml:space="preserve">22</w:t>
-        <w:noBreakHyphen/>
-        <w:t xml:space="preserve">677</w:t>
+        <w:t xml:space="preserve">22-⁠677</w:t>
       </w:r>
     </w:p>
     <w:p>
@@ -466,9 +464,7 @@
                 <w:b/>
                 <w:bCs/>
               </w:rPr>
-              <w:t xml:space="preserve">22-C</w:t>
-              <w:noBreakHyphen/>
-              <w:t xml:space="preserve">37</w:t>
+              <w:t xml:space="preserve">22-C-⁠37</w:t>
             </w:r>
           </w:p>
           <w:p>
@@ -1057,11 +1053,7 @@
         <w:jc w:val="left"/>
       </w:pPr>
       <w:r>
-        <w:t xml:space="preserve">304</w:t>
-        <w:noBreakHyphen/>
-        <w:t xml:space="preserve">346</w:t>
-        <w:noBreakHyphen/>
-        <w:t xml:space="preserve">9333</w:t>
+        <w:t xml:space="preserve">304-⁠346-⁠9333</w:t>
       </w:r>
       <w:r>
         <w:t xml:space="preserve"> </w:t>
@@ -1077,11 +1069,7 @@
         <w:jc w:val="left"/>
       </w:pPr>
       <w:r>
-        <w:t xml:space="preserve">304</w:t>
-        <w:noBreakHyphen/>
-        <w:t xml:space="preserve">346</w:t>
-        <w:noBreakHyphen/>
-        <w:t xml:space="preserve">9337</w:t>
+        <w:t xml:space="preserve">304-⁠346-⁠9337</w:t>
       </w:r>
       <w:r>
         <w:t xml:space="preserve"> </w:t>
@@ -1725,11 +1713,7 @@
                     <w:jc w:val="left"/>
                   </w:pPr>
                   <w:r>
-                    <w:t xml:space="preserve">304</w:t>
-                    <w:noBreakHyphen/>
-                    <w:t xml:space="preserve">346</w:t>
-                    <w:noBreakHyphen/>
-                    <w:t xml:space="preserve">9333</w:t>
+                    <w:t xml:space="preserve">304-⁠346-⁠9333</w:t>
                   </w:r>
                   <w:r>
                     <w:t xml:space="preserve"> </w:t>
@@ -1745,11 +1729,7 @@
                     <w:jc w:val="left"/>
                   </w:pPr>
                   <w:r>
-                    <w:t xml:space="preserve">304</w:t>
-                    <w:noBreakHyphen/>
-                    <w:t xml:space="preserve">346</w:t>
-                    <w:noBreakHyphen/>
-                    <w:t xml:space="preserve">9337</w:t>
+                    <w:t xml:space="preserve">304-⁠346-⁠9337</w:t>
                   </w:r>
                   <w:r>
                     <w:t xml:space="preserve"> </w:t>
@@ -2892,11 +2872,7 @@
         <w:jc w:val="left"/>
       </w:pPr>
       <w:r>
-        <w:t xml:space="preserve">304</w:t>
-        <w:noBreakHyphen/>
-        <w:t xml:space="preserve">346</w:t>
-        <w:noBreakHyphen/>
-        <w:t xml:space="preserve">9333</w:t>
+        <w:t xml:space="preserve">304-⁠346-⁠9333</w:t>
       </w:r>
       <w:r>
         <w:t xml:space="preserve"> </w:t>
@@ -2912,11 +2888,7 @@
         <w:jc w:val="left"/>
       </w:pPr>
       <w:r>
-        <w:t xml:space="preserve">304</w:t>
-        <w:noBreakHyphen/>
-        <w:t xml:space="preserve">346</w:t>
-        <w:noBreakHyphen/>
-        <w:t xml:space="preserve">9337</w:t>
+        <w:t xml:space="preserve">304-⁠346-⁠9337</w:t>
       </w:r>
       <w:r>
         <w:t xml:space="preserve"> </w:t>
@@ -3616,7 +3588,7 @@
     <w:qFormat/>
     <w:pPr>
       <w:keepLines/>
-      <w:spacing w:before="0" w:after="140" w:line="276" w:lineRule="exact"/>
+      <w:spacing w:before="46" w:after="140" w:line="276" w:lineRule="exact"/>
     </w:pPr>
     <w:rPr>
       <w:sz w:val="24"/>
